--- a/tillsyn/A 34269-2022 tillsynsbegäran.docx
+++ b/tillsyn/A 34269-2022 tillsynsbegäran.docx
@@ -1616,7 +1616,7 @@
     <w:r>
       <w:tab/>
       <w:tab/>
-      <w:t>2026-09-14</w:t>
+      <w:t>2026-09-15</w:t>
       <w:br/>
       <w:br/>
     </w:r>

--- a/tillsyn/A 34269-2022 tillsynsbegäran.docx
+++ b/tillsyn/A 34269-2022 tillsynsbegäran.docx
@@ -1616,7 +1616,7 @@
     <w:r>
       <w:tab/>
       <w:tab/>
-      <w:t>2026-09-15</w:t>
+      <w:t>2026-09-16</w:t>
       <w:br/>
       <w:br/>
     </w:r>

--- a/tillsyn/A 34269-2022 tillsynsbegäran.docx
+++ b/tillsyn/A 34269-2022 tillsynsbegäran.docx
@@ -1616,7 +1616,7 @@
     <w:r>
       <w:tab/>
       <w:tab/>
-      <w:t>2026-09-16</w:t>
+      <w:t>2026-09-17</w:t>
       <w:br/>
       <w:br/>
     </w:r>

--- a/tillsyn/A 34269-2022 tillsynsbegäran.docx
+++ b/tillsyn/A 34269-2022 tillsynsbegäran.docx
@@ -1616,7 +1616,7 @@
     <w:r>
       <w:tab/>
       <w:tab/>
-      <w:t>2026-09-17</w:t>
+      <w:t>2026-09-18</w:t>
       <w:br/>
       <w:br/>
     </w:r>

--- a/tillsyn/A 34269-2022 tillsynsbegäran.docx
+++ b/tillsyn/A 34269-2022 tillsynsbegäran.docx
@@ -1616,7 +1616,7 @@
     <w:r>
       <w:tab/>
       <w:tab/>
-      <w:t>2026-09-18</w:t>
+      <w:t>2026-09-19</w:t>
       <w:br/>
       <w:br/>
     </w:r>

--- a/tillsyn/A 34269-2022 tillsynsbegäran.docx
+++ b/tillsyn/A 34269-2022 tillsynsbegäran.docx
@@ -1616,7 +1616,7 @@
     <w:r>
       <w:tab/>
       <w:tab/>
-      <w:t>2026-09-19</w:t>
+      <w:t>2026-09-21</w:t>
       <w:br/>
       <w:br/>
     </w:r>

--- a/tillsyn/A 34269-2022 tillsynsbegäran.docx
+++ b/tillsyn/A 34269-2022 tillsynsbegäran.docx
@@ -1616,7 +1616,7 @@
     <w:r>
       <w:tab/>
       <w:tab/>
-      <w:t>2026-09-21</w:t>
+      <w:t>2026-09-23</w:t>
       <w:br/>
       <w:br/>
     </w:r>

--- a/tillsyn/A 34269-2022 tillsynsbegäran.docx
+++ b/tillsyn/A 34269-2022 tillsynsbegäran.docx
@@ -1616,7 +1616,7 @@
     <w:r>
       <w:tab/>
       <w:tab/>
-      <w:t>2026-09-23</w:t>
+      <w:t>2026-09-24</w:t>
       <w:br/>
       <w:br/>
     </w:r>

--- a/tillsyn/A 34269-2022 tillsynsbegäran.docx
+++ b/tillsyn/A 34269-2022 tillsynsbegäran.docx
@@ -1616,7 +1616,7 @@
     <w:r>
       <w:tab/>
       <w:tab/>
-      <w:t>2026-09-24</w:t>
+      <w:t>2026-09-25</w:t>
       <w:br/>
       <w:br/>
     </w:r>

--- a/tillsyn/A 34269-2022 tillsynsbegäran.docx
+++ b/tillsyn/A 34269-2022 tillsynsbegäran.docx
@@ -1616,7 +1616,7 @@
     <w:r>
       <w:tab/>
       <w:tab/>
-      <w:t>2026-09-25</w:t>
+      <w:t>2026-09-26</w:t>
       <w:br/>
       <w:br/>
     </w:r>

--- a/tillsyn/A 34269-2022 tillsynsbegäran.docx
+++ b/tillsyn/A 34269-2022 tillsynsbegäran.docx
@@ -1616,7 +1616,7 @@
     <w:r>
       <w:tab/>
       <w:tab/>
-      <w:t>2026-09-26</w:t>
+      <w:t>2026-09-27</w:t>
       <w:br/>
       <w:br/>
     </w:r>

--- a/tillsyn/A 34269-2022 tillsynsbegäran.docx
+++ b/tillsyn/A 34269-2022 tillsynsbegäran.docx
@@ -1616,7 +1616,7 @@
     <w:r>
       <w:tab/>
       <w:tab/>
-      <w:t>2026-09-27</w:t>
+      <w:t>2026-09-28</w:t>
       <w:br/>
       <w:br/>
     </w:r>

--- a/tillsyn/A 34269-2022 tillsynsbegäran.docx
+++ b/tillsyn/A 34269-2022 tillsynsbegäran.docx
@@ -1616,7 +1616,7 @@
     <w:r>
       <w:tab/>
       <w:tab/>
-      <w:t>2026-09-28</w:t>
+      <w:t>2026-09-29</w:t>
       <w:br/>
       <w:br/>
     </w:r>

--- a/tillsyn/A 34269-2022 tillsynsbegäran.docx
+++ b/tillsyn/A 34269-2022 tillsynsbegäran.docx
@@ -1616,7 +1616,7 @@
     <w:r>
       <w:tab/>
       <w:tab/>
-      <w:t>2026-09-29</w:t>
+      <w:t>2026-09-30</w:t>
       <w:br/>
       <w:br/>
     </w:r>

--- a/tillsyn/A 34269-2022 tillsynsbegäran.docx
+++ b/tillsyn/A 34269-2022 tillsynsbegäran.docx
@@ -1616,7 +1616,7 @@
     <w:r>
       <w:tab/>
       <w:tab/>
-      <w:t>2026-09-30</w:t>
+      <w:t>2026-10-01</w:t>
       <w:br/>
       <w:br/>
     </w:r>

--- a/tillsyn/A 34269-2022 tillsynsbegäran.docx
+++ b/tillsyn/A 34269-2022 tillsynsbegäran.docx
@@ -1616,7 +1616,7 @@
     <w:r>
       <w:tab/>
       <w:tab/>
-      <w:t>2026-10-01</w:t>
+      <w:t>2026-10-02</w:t>
       <w:br/>
       <w:br/>
     </w:r>

--- a/tillsyn/A 34269-2022 tillsynsbegäran.docx
+++ b/tillsyn/A 34269-2022 tillsynsbegäran.docx
@@ -65,7 +65,7 @@
     </w:p>
     <w:p>
       <w:r>
-        <w:t>I och inom 20 meter från avverkningsanmälan finns fynd av 17 naturvårdsarter, varav 15 är rödlistade, 3 är fridlysta, 14 är typiska (T) och 2 är signalarter (S): fläckporing (VU, T), garnlav (VU, T), gränsticka (VU, T), knärot (VU, T, §8), smalfotad taggsvamp (VU), gammelgransskål (NT, T), kolflarnlav (NT, T), motaggsvamp (NT, T), rosenticka (NT, T), tallticka (NT, T), talltita (NT, §4), tretåig hackspett (NT, T, §4), ullticka (NT, T), vaddporing (NT), vedskivlav (NT, T), norrlandslav (S, T) och vedticka (S, T). Se Figur 1.</w:t>
+        <w:t>I och inom 20 meter från avverkningsanmälan finns fynd av 22 naturvårdsarter, varav 19 är rödlistade, 5 är fridlysta, 19 är typiska (T) och 2 är signalarter (S): fläckporing (VU, T), garnlav (VU, T), gränsticka (VU, T), knärot (VU, T, §8), lappticka (VU, T), smalfotad taggsvamp (VU), dropptaggsvamp (NT, T), gammelgransskål (NT, T), kolflarnlav (NT, T), lavskrika (NT, T, §4), motaggsvamp (NT, T), rosenticka (NT, T), rynkskinn (NT, T), tallticka (NT, T), talltita (NT, §4), tretåig hackspett (NT, T, §4), ullticka (NT, T), vaddporing (NT), vedskivlav (NT, T), norrlandslav (S, T), vedticka (S, T) och tjäder (T, §4). Se Figur 1.</w:t>
       </w:r>
     </w:p>
     <w:p>
@@ -222,7 +222,7 @@
     </w:p>
     <w:p>
       <w:r>
-        <w:t>I det avverkningsanmälda området finns 5 fyndplatser för knärot registrerade på Artportalen. Figur 2 visar gränserna för buffertzoner på 50 m, som behöver lämnas kring fyndplatserna för att knärotslokalerna inte ska försvinna vid en avverkning. Av det avverkningsanmälda området överlappar 0.35 ha med buffertzonerna och får av detta skäl inte avverkas.</w:t>
+        <w:t>I det avverkningsanmälda området finns 9 fyndplatser för knärot registrerade på Artportalen. Figur 2 visar gränserna för buffertzoner på 50 m, som behöver lämnas kring fyndplatserna för att knärotslokalerna inte ska försvinna vid en avverkning. Av det avverkningsanmälda området överlappar 2.73 ha med buffertzonerna och får av detta skäl inte avverkas.</w:t>
       </w:r>
     </w:p>
     <w:p>
@@ -278,10 +278,50 @@
         <w:rPr>
           <w:b/>
         </w:rPr>
+        <w:t>Lappticka (VU)</w:t>
+      </w:r>
+      <w:r>
+        <w:t xml:space="preserve">, rödlistad som sårbar, är knuten till gamla granskogar med riklig förekomst av död ved. Den klassas som en “urskogsindikator” och alla skogsskötselåtgärder på eller i omedelbar närhet av lokalerna utgör ett hot. Lappticka är typisk art för </w:t>
+      </w:r>
+      <w:r>
+        <w:rPr>
+          <w:i/>
+        </w:rPr>
+        <w:t>9010 Taiga</w:t>
+      </w:r>
+      <w:r>
+        <w:t xml:space="preserve"> (Nitare &amp; Skogsstyrelsen, 2019; SLU Artdatabanken, 2024).</w:t>
+      </w:r>
+    </w:p>
+    <w:p>
+      <w:r>
+        <w:rPr>
+          <w:b/>
+        </w:rPr>
         <w:t>Smalfotad taggsvamp (VU)</w:t>
       </w:r>
       <w:r>
         <w:t>, rödlistad som sårbar, växer på marken under lågor eller fallna stubbar i brandpräglad torr tallskog med lång kontinuitet. Arten är starkt associerad till kolad ved från tallar som sannolikt varit med om flera historiska skogsbränder. Detta är en process som kan ta många hundra år och det tar således mycket lång tid att återskapa lämpliga substrat. Smalfotad taggsvamp är placerad i toppen av Skogsstyrelsens värdepyramid för bedömning av skog med höga naturvärden samt globalt rödlistad som sårbar (VU) vilket innebär att Sverige har ett internationellt ansvar för arten (IUCN Redlist, 2024; Nitare &amp; Skogsstyrelsen, 2019; SLU Artdatabanken, 2024).</w:t>
+      </w:r>
+    </w:p>
+    <w:p>
+      <w:r>
+        <w:rPr>
+          <w:b/>
+        </w:rPr>
+        <w:t>Dropptaggsvamp (NT)</w:t>
+      </w:r>
+      <w:r>
+        <w:t xml:space="preserve"> bildar mykorrhiza med tall, främst i barrskog med trädkontinuitet, i magra, torra och ljusöppna lavtallskogar och i barrblandskogar med friskmossor och lingon i fältskiktet. Den totala populationen i landet har minskat och bedöms fortsätta minska till följd av slutavverkningar av tallskog. Det är högst oklart om arten långsiktigt kan etablera och reproducera sig i skogsbestånd som brukas med trakthyggesmetoder, markberedning, gödsling eller föryngring med förädlat plantmaterial. Uppfyller kriterierna för att bli rödlistad på grund av ny kunskap som visar att en större andel av populationen än tidigare bedömt är knuten till kontinuitetsbarrskog. Minskningstakten för den svenska populationen bedöms vara nära gränsvärdet för Sårbar (VU). Dropptaggsvamp är typisk art för </w:t>
+      </w:r>
+      <w:r>
+        <w:rPr>
+          <w:i/>
+        </w:rPr>
+        <w:t xml:space="preserve">9010 Taiga </w:t>
+      </w:r>
+      <w:r>
+        <w:t>(SLU Artdatabanken, 2026).</w:t>
       </w:r>
     </w:p>
     <w:p>
@@ -329,10 +369,10 @@
         <w:rPr>
           <w:b/>
         </w:rPr>
-        <w:t xml:space="preserve">Motaggsvamp (NT) </w:t>
-      </w:r>
-      <w:r>
-        <w:t xml:space="preserve">bildar mykorrhiza med tall i tallskog och hittas huvudsakligen i äldre, glesare skogsbestånd och hällmarksimpediment. Arten hotas främst av skogsavverkning och tycks försvinna efter slutavverkning, markberedning och plantering. Motaggsvamp är typisk art för </w:t>
+        <w:t>Lavskrika (NT, §4)</w:t>
+      </w:r>
+      <w:r>
+        <w:t xml:space="preserve"> är rödlistad som nära hotad och fridlyst enligt 4§ artskyddsförordningen. Den har minskat med 20 (10–30) % under de senaste 15 åren och minskningstakten bedöms vara nära gränsvärdet för sårbar (VU). Lavskrikan är en mycket stationär fågel, som häckar i äldre, slutna och hänglavsrika barrskogar. Nyckelfaktorer är flerskiktad skog med rik undervegetation samt riklig förekomst av hänglavar. Reviren är livslånga med hemområden som varierar mellan 50 och 150 ha. Inom ett revir av hög kvalitet finns det som regel ett eller flera kärnområden (1–20 ha) med relativt tät flerskiktad granskog. Arten missgynnas när flerskiktad skog omförs till enskiktade bestånd och även röjning och hård gallring är starkt negativt. Lavskrikan har relativt stora hemområden och försvinner när den äldre skogen fragmenteras, särskilt allvarligt är när kärnområdena avverkas. Den försvinner successivt framför allt vid dess utbredningsgränser och populationen har minskat kontinuerligt under 2000-talet. Lavskrika är typisk art för </w:t>
       </w:r>
       <w:r>
         <w:rPr>
@@ -341,6 +381,26 @@
         <w:t>9010 Taiga</w:t>
       </w:r>
       <w:r>
+        <w:t xml:space="preserve"> (SLU Artdatabanken, 2026; Skogsstyrelsen 2016).</w:t>
+      </w:r>
+    </w:p>
+    <w:p>
+      <w:r>
+        <w:rPr>
+          <w:b/>
+        </w:rPr>
+        <w:t xml:space="preserve">Motaggsvamp (NT) </w:t>
+      </w:r>
+      <w:r>
+        <w:t xml:space="preserve">bildar mykorrhiza med tall i tallskog och hittas huvudsakligen i äldre, glesare skogsbestånd och hällmarksimpediment. Arten hotas främst av skogsavverkning och tycks försvinna efter slutavverkning, markberedning och plantering. Motaggsvamp är typisk art för </w:t>
+      </w:r>
+      <w:r>
+        <w:rPr>
+          <w:i/>
+        </w:rPr>
+        <w:t>9010 Taiga</w:t>
+      </w:r>
+      <w:r>
         <w:t xml:space="preserve"> (SLU Artdatabanken, 2024).</w:t>
       </w:r>
     </w:p>
@@ -378,6 +438,35 @@
         <w:rPr>
           <w:b/>
         </w:rPr>
+        <w:t>Rynkskinn (NT)</w:t>
+      </w:r>
+      <w:r>
+        <w:t xml:space="preserve"> är en vednedbrytare som växer på grova granlågor och ingår i en karaktäristisk association av vedsvampar knutna till urskogsartade barrskogar. Den har klassificerats som en “urskogsindikator” och är placerad i toppen av Skogsstyrelsens värdepyramid för bedömning av skog med höga naturvärden. Allt tyder på att rynkskinn är mycket känslig för skogliga ingrepp och lokalerna, som oftast har höga biologiska kvaliteter, bör lämnas till fri utveckling. Rynkskinn är typisk art för </w:t>
+      </w:r>
+      <w:r>
+        <w:rPr>
+          <w:i/>
+        </w:rPr>
+        <w:t xml:space="preserve">9010 Taiga, 9050 Näringsrik granskog </w:t>
+      </w:r>
+      <w:r>
+        <w:t>och</w:t>
+      </w:r>
+      <w:r>
+        <w:rPr>
+          <w:i/>
+        </w:rPr>
+        <w:t xml:space="preserve"> 9030 Landhöjningsskog</w:t>
+      </w:r>
+      <w:r>
+        <w:t xml:space="preserve"> (Nitare &amp; Skogsstyrelsen, 2019; SLU Artdatabanken, 2026).</w:t>
+      </w:r>
+    </w:p>
+    <w:p>
+      <w:r>
+        <w:rPr>
+          <w:b/>
+        </w:rPr>
         <w:t xml:space="preserve">Tallticka (NT) </w:t>
       </w:r>
       <w:r>
@@ -576,6 +665,35 @@
       </w:r>
       <w:r>
         <w:t>(Nitare &amp; Skogsstyrelsen, 2019; SLU Artdatabanken, 2025).</w:t>
+      </w:r>
+    </w:p>
+    <w:p>
+      <w:r>
+        <w:rPr>
+          <w:b/>
+        </w:rPr>
+        <w:t>Tjäder (§4)</w:t>
+      </w:r>
+      <w:r>
+        <w:t xml:space="preserve"> omfattas av bilaga 1 och 2 EU:s fågeldirektiv och är typisk art för </w:t>
+      </w:r>
+      <w:r>
+        <w:rPr>
+          <w:i/>
+        </w:rPr>
+        <w:t xml:space="preserve">9010 Taiga </w:t>
+      </w:r>
+      <w:r>
+        <w:t xml:space="preserve">och </w:t>
+      </w:r>
+      <w:r>
+        <w:rPr>
+          <w:i/>
+        </w:rPr>
+        <w:t>9740 Skogsbevuxen myr</w:t>
+      </w:r>
+      <w:r>
+        <w:t>. Tjädern är en utpräglad skogsfågel knuten till större sammanhängande barrskogsområden. Tupparna och hönorna utnyttjar till viss del olika miljöer, och habitatvalet varierar dessutom mellan olika delar av året. För att det ska finnas livskraftiga tjäderbestånd krävs funktionella skogslandskap med en blandning av uppvuxen, gles och luckig skog, täta sumpskogar, myrar och andra små våtmarker. Arten försvinner när skogen fragmenteras och den sammanlagda arealen hyggen och andra öppna områden blir för stor. Ett småskaligt och försiktigt virkesuttag genom hyggesfria metoder kan i vissa fall vara möjligt i området inom 200 m från lekcentrum. Längre ut från lekcentrum, inom 200–500 m bör den avverkade ytan inte överskrida 1 hektar för att undvika alltför stora och snabba förändringar (Skogsstyrelsen, 2019; SLU Artdatabanken, 2024).</w:t>
       </w:r>
     </w:p>
     <w:p>
@@ -615,7 +733,7 @@
     </w:p>
     <w:p>
       <w:r>
-        <w:t>Följande typiska arter har sina livsmiljöer och växtplatser i den avverkningsanmälda skogen: fläckporing (VU, T), garnlav (VU, T), gränsticka (VU, T), knärot (VU, T, §8), gammelgransskål (NT, T), kolflarnlav (NT, T), motaggsvamp (NT, T), rosenticka (NT, T), tallticka (NT, T), tretåig hackspett (NT, T, §4), ullticka (NT, T), vedskivlav (NT, T), norrlandslav (S, T) och vedticka (S, T).</w:t>
+        <w:t>Följande typiska arter har sina livsmiljöer och växtplatser i den avverkningsanmälda skogen: fläckporing (VU, T), garnlav (VU, T), gränsticka (VU, T), knärot (VU, T, §8), lappticka (VU, T), dropptaggsvamp (NT, T), gammelgransskål (NT, T), kolflarnlav (NT, T), lavskrika (NT, T, §4), motaggsvamp (NT, T), rosenticka (NT, T), rynkskinn (NT, T), tallticka (NT, T), tretåig hackspett (NT, T, §4), ullticka (NT, T), vedskivlav (NT, T), norrlandslav (S, T), vedticka (S, T) och tjäder (T, §4).</w:t>
       </w:r>
     </w:p>
     <w:p>
@@ -924,27 +1042,49 @@
         <w:pStyle w:val="Heading1"/>
       </w:pPr>
       <w:r>
-        <w:t>Talltita – ekologi samt krav på livsmiljön</w:t>
+        <w:t>Lavskrika – ekologi samt krav på livsmiljön</w:t>
       </w:r>
     </w:p>
     <w:p>
       <w:r>
-        <w:t>Talltita är rödlistad som NT, fridlyst och prioriterad art i Skogsvårdslagen. Den omfattas av EU:s fågeldirektiv. Arten har minskat kraftigt de senaste 30 åren och minskningstakten innevarande 10-årsperiod beräknas till 20 (10–30) % (SLU Artdatabanken, 2022).</w:t>
+        <w:t>Lavskrika är rödlistad som nära hotad (NT), fridlyst enligt 4 § artskyddsförordningen (2007:845) och ingår i förteckningen över prioriterade arter i Skogsstyrelsens föreskrifter och allmänna råd (SKSFS 2011:7) bilaga 4. Lavskrikan är en mycket stationär fågel, som häckar i äldre, slutna och hänglavsrika barrskogar. Nyckelfaktorer är flerskiktad skog med rik undervegetation samt riklig förekomst av hänglavar (SLU Artdatabanken, 2026).</w:t>
       </w:r>
     </w:p>
     <w:p>
       <w:r>
-        <w:t>Talltita föredrar större sammanhängande barrskogar, och finns såväl i tallskog som granskog och i lövblandad barrskog. Skogens struktur är viktig och ska helst vara flerskiktad med riklig underväxt av mindre granar, björk och andra lövträd och buskar. Tillgång på murknande högstubbar är särskilt viktig, eftersom talltitan helst själv hackar ut sitt bohål (SLU Artdatabanken, 2022).</w:t>
+        <w:t xml:space="preserve">I Skogsstyrelsens vägledning för hänsyn till fåglar står bland annat att: </w:t>
+      </w:r>
+      <w:r>
+        <w:rPr>
+          <w:i/>
+        </w:rPr>
+        <w:t>“Reviren är livslånga med hemområden som varierar mellan 50 och 150 ha. Hemområdena har inga fasta gränser utan det handlar mera om de yttre gränserna för familjegruppernas rörelser. Lavskrikan undviker att förflytta sig över stora öppna områden och hemområdesstorleken är därför större i områden fragmenterade av hyggen och yngre skog än i områden med i sammanhängande äldre skog. Det finns studier som antyder att det inom ett revir bör finnas maximalt 15 % öppna ytor och ungskog. Inom ett revir av hög kvalitet finns det som regel ett eller flera kärnområden (1–20 ha) med relativt tät flerskiktad granskog.”</w:t>
+      </w:r>
+      <w:r>
+        <w:t xml:space="preserve"> Vidare att: </w:t>
+      </w:r>
+      <w:r>
+        <w:rPr>
+          <w:i/>
+        </w:rPr>
+        <w:t>“Arten missgynnas när flerskiktad skog omförs till enskiktade bestånd. Även skogsskötsel med återkommande röjning och hård gallring är starkt negativt. Lavskrikan har relativt stora hemområden och försvinner när den äldre skogen fragmenteras, särskilt allvarligt är när kärnområdena avverkas.”</w:t>
+      </w:r>
+      <w:r>
+        <w:t xml:space="preserve"> (Skogsstyrelsen 2016).</w:t>
       </w:r>
     </w:p>
     <w:p>
       <w:r>
-        <w:t>Det finns flera studier som visar att talltita är känslig för gallring och inte överlever när dess livsmiljö kalavverkas (Eggers and Low, 2014; Griesser et al., 2007; Klein, 2020). Talltitans revir är förhållandevis stora, 10–20 hektar och arten missgynnas när skogen fragmenteras. Kalavverkning av större delar av reviret innebär att det överges (Artdatabanken, 2021).</w:t>
-      </w:r>
-    </w:p>
-    <w:p>
-      <w:r>
-        <w:t>Talltitan är synnerligen trogen sitt revir så länge paret lever och biotopen förblir intakt. Paret stannar i sitt revir året om. En förlust av ett revir har därför en stor inverkan på den lokala populationen och trakthyggesbruket anses vara orsak till den svenska populationens kraftiga minskning. Talltiteparets revirtrohet innebär att närhelst under året man observerar en adult talltita så ingår denna plats i reviret (Siffczyk et al., 2003; Ekman, 1979).</w:t>
+        <w:t xml:space="preserve">Populationen har minskat med 20 (10–30) % under de senaste 15 åren och minskningstakten bedöms vara nära gränsvärdet för sårbar (VU). Arten försvinner successivt framför allt vid dess utbredningsgränser och populationen har minskat kontinuerligt under 2000-talet. Lavskrika är typisk art för </w:t>
+      </w:r>
+      <w:r>
+        <w:rPr>
+          <w:i/>
+        </w:rPr>
+        <w:t>9010 Taiga</w:t>
+      </w:r>
+      <w:r>
+        <w:t xml:space="preserve"> (SLU Artdatabanken, 2026).</w:t>
       </w:r>
     </w:p>
     <w:p>
@@ -952,82 +1092,26 @@
         <w:pStyle w:val="Heading2"/>
       </w:pPr>
       <w:r>
-        <w:t>Referenser – talltita</w:t>
+        <w:t>Referenser – lavskrika</w:t>
       </w:r>
     </w:p>
     <w:p>
       <w:r>
-        <w:t xml:space="preserve">Eggers, S., Low, M., 2014. </w:t>
+        <w:t xml:space="preserve">Skogsstyrelsen, 2016. </w:t>
       </w:r>
       <w:r>
         <w:rPr>
           <w:i/>
         </w:rPr>
-        <w:t xml:space="preserve">Differential demographic responses of sympatric Parids to vegetation management in boreal forest. </w:t>
-      </w:r>
-      <w:r>
-        <w:t>For. Ecol. Manage. 319, 169–175.</w:t>
+        <w:t xml:space="preserve">Vägledning för hänsyn till fåglar – lavskrika. </w:t>
+      </w:r>
+      <w:r>
+        <w:t>https://www.skogsstyrelsen.se/globalassets/lag-och-tillsyn/artskydd/vagledningar-for-hansyn-till-faglar/lavskrika-vagledning-hansyn.pdf</w:t>
       </w:r>
     </w:p>
     <w:p>
       <w:r>
-        <w:t xml:space="preserve">Ekman, J., 1979. </w:t>
-      </w:r>
-      <w:r>
-        <w:rPr>
-          <w:i/>
-        </w:rPr>
-        <w:t xml:space="preserve">Coherence, composition and territories of winter social groups of the Willow Tit Parus montanus and the Crested Tit P. cristatus. </w:t>
-      </w:r>
-      <w:r>
-        <w:t>Ornis Scandinavica, 10, pp 56–68</w:t>
-      </w:r>
-    </w:p>
-    <w:p>
-      <w:r>
-        <w:t xml:space="preserve">Griesser, M., Nystrand, M., Eggers, S., Ekman, J., 2007. </w:t>
-      </w:r>
-      <w:r>
-        <w:rPr>
-          <w:i/>
-        </w:rPr>
-        <w:t xml:space="preserve">Impact of forestry practices on fitness correlates and population productivity in an open-nesting bird species. </w:t>
-      </w:r>
-      <w:r>
-        <w:t>Conserv. Biol. 21, 767–774. https://doi.org/10.1111/j.1523- 1739.2007.00675.x</w:t>
-      </w:r>
-    </w:p>
-    <w:p>
-      <w:r>
-        <w:t xml:space="preserve">Klein, J., 2020. </w:t>
-      </w:r>
-      <w:r>
-        <w:rPr>
-          <w:i/>
-        </w:rPr>
-        <w:t xml:space="preserve">The forgotten forest – On thinning, retention, and biodiversity in the boreal forest. </w:t>
-      </w:r>
-      <w:r>
-        <w:t>Doctoral Thesis No. 2020:50</w:t>
-      </w:r>
-    </w:p>
-    <w:p>
-      <w:r>
-        <w:t xml:space="preserve">Siffczyk, C., Brotons, L., Kangas, K., Orell, M., 2003. </w:t>
-      </w:r>
-      <w:r>
-        <w:rPr>
-          <w:i/>
-        </w:rPr>
-        <w:t xml:space="preserve">Home range size of willow tits. </w:t>
-      </w:r>
-      <w:r>
-        <w:t>Oecologica, 136, 635–642 (2003)</w:t>
-      </w:r>
-    </w:p>
-    <w:p>
-      <w:r>
-        <w:t xml:space="preserve">SLU Artdatabanken, 2021. </w:t>
+        <w:t xml:space="preserve">SLU Artdatabanken, 2026. </w:t>
       </w:r>
       <w:r>
         <w:rPr>
@@ -1044,69 +1128,27 @@
         <w:pStyle w:val="Heading1"/>
       </w:pPr>
       <w:r>
-        <w:t>Tretåig hackspett – ekologi samt krav på livsmiljön</w:t>
+        <w:t>Talltita – ekologi samt krav på livsmiljön</w:t>
       </w:r>
     </w:p>
     <w:p>
       <w:r>
-        <w:t xml:space="preserve">Tretåig hackspett (NT) är fridlyst enligt §4 Artskyddsförordningen och finns med som prioriterad art i Skogsstyrelsen vägledning för skogsbruket (bilaga 4 till SVL). I vägledningen står bland annat att: </w:t>
-      </w:r>
-      <w:r>
-        <w:rPr>
-          <w:i/>
-        </w:rPr>
-        <w:t xml:space="preserve">“Tretåig hackspett har stora arealkrav och höga krav på sin livsmiljö. Omdaningen av naturskogar till kulturskogar medför en förlust av viktiga miljöer, något som förstärks av ökad fragmentering till följd av avverkningar.” </w:t>
-      </w:r>
-      <w:r>
-        <w:t xml:space="preserve">Vidare att: </w:t>
-      </w:r>
-      <w:r>
-        <w:rPr>
-          <w:i/>
-        </w:rPr>
-        <w:t>“Områden med dokumenterad permanent förekomst i naturskogsmiljöer har vanligen så stora naturvärden att skogsbruk är olämpligt”</w:t>
-      </w:r>
-      <w:r>
-        <w:t xml:space="preserve"> (SLU Artdatabanken, 2024; Skogsstyrelsen, 2016)</w:t>
-      </w:r>
-      <w:r>
-        <w:rPr>
-          <w:i/>
-        </w:rPr>
-        <w:t>.</w:t>
+        <w:t>Talltita är rödlistad som NT, fridlyst och prioriterad art i Skogsvårdslagen. Den omfattas av EU:s fågeldirektiv. Arten har minskat kraftigt de senaste 30 åren och minskningstakten innevarande 10-årsperiod beräknas till 20 (10–30) % (SLU Artdatabanken, 2022).</w:t>
       </w:r>
     </w:p>
     <w:p>
       <w:r>
-        <w:t>Tretåig hackspett är beroende av större sammanhängande naturskogar med kontinuerlig tillgång och nybildning av död ved och fragmentering av livsmiljöerna utgör ett stort hot mot arten (se exempelvis Stachura-Skierczynska et al., 2009; Wesolowski et al., 2005; Butler et al., 2004; Pakkala et al., 2002; Amcoff et al., 1996; Virkkala, 1991). Det finns studier som visar att naturskogens självgallringsprocess som den tretåiga hackspetten är beroende av, inte kan ersättas med efterlämnad hänsyn i skogsbruket (Imbeau &amp; Desrochers, 2002).</w:t>
+        <w:t>Talltita föredrar större sammanhängande barrskogar, och finns såväl i tallskog som granskog och i lövblandad barrskog. Skogens struktur är viktig och ska helst vara flerskiktad med riklig underväxt av mindre granar, björk och andra lövträd och buskar. Tillgång på murknande högstubbar är särskilt viktig, eftersom talltitan helst själv hackar ut sitt bohål (SLU Artdatabanken, 2022).</w:t>
       </w:r>
     </w:p>
     <w:p>
       <w:r>
-        <w:t>Permanenta revir av tretåig hackspett karaktäriseras ofta av artens typiska ringformigt ordnade hackmärken på framför allt gamla granar. För att säkerställa att inte revir av tretåig hackspett drabbas av avverkningsplanerna bör en inventering göras i området både under häckningstid och under vintern, då arten utnyttjar betydligt större områden än under sommarens häckningsrevir. Storleken på häckningsreviret varierar med skogstypen, förekomsten av död ved och graden av fragmentering, men är i allmänhet i storleksordningen 25–100 hektar (SLU Artdatabanken, 2024; Skogsstyrelsen, 2016).</w:t>
+        <w:t>Det finns flera studier som visar att talltita är känslig för gallring och inte överlever när dess livsmiljö kalavverkas (Eggers and Low, 2014; Griesser et al., 2007; Klein, 2020). Talltitans revir är förhållandevis stora, 10–20 hektar och arten missgynnas när skogen fragmenteras. Kalavverkning av större delar av reviret innebär att det överges (Artdatabanken, 2021).</w:t>
       </w:r>
     </w:p>
     <w:p>
       <w:r>
-        <w:t xml:space="preserve">Förutom fridlysning enligt §4 Artskyddsförordningen är tretåig hackspett även förtecknad i EU:s fågeldirektiv bilaga 1. Den är typisk art för </w:t>
-      </w:r>
-      <w:r>
-        <w:rPr>
-          <w:i/>
-        </w:rPr>
-        <w:t xml:space="preserve">9010 Taiga, 9740 Skogsbevuxen myr, 9030 Landhöjningsskog </w:t>
-      </w:r>
-      <w:r>
-        <w:t xml:space="preserve">och </w:t>
-      </w:r>
-      <w:r>
-        <w:rPr>
-          <w:i/>
-        </w:rPr>
-        <w:t>9040 Fjällbjörkskog</w:t>
-      </w:r>
-      <w:r>
-        <w:t xml:space="preserve"> samt ingår i Natura 2000 och är förtecknad i Bernkonventionen bilaga II (strikt skyddade djurarter) (SLU Artdatabanken, 2024; Skogsstyrelsen, 2016).</w:t>
+        <w:t>Talltitan är synnerligen trogen sitt revir så länge paret lever och biotopen förblir intakt. Paret stannar i sitt revir året om. En förlust av ett revir har därför en stor inverkan på den lokala populationen och trakthyggesbruket anses vara orsak till den svenska populationens kraftiga minskning. Talltiteparets revirtrohet innebär att närhelst under året man observerar en adult talltita så ingår denna plats i reviret (Siffczyk et al., 2003; Ekman, 1979).</w:t>
       </w:r>
     </w:p>
     <w:p>
@@ -1114,6 +1156,168 @@
         <w:pStyle w:val="Heading2"/>
       </w:pPr>
       <w:r>
+        <w:t>Referenser – talltita</w:t>
+      </w:r>
+    </w:p>
+    <w:p>
+      <w:r>
+        <w:t xml:space="preserve">Eggers, S., Low, M., 2014. </w:t>
+      </w:r>
+      <w:r>
+        <w:rPr>
+          <w:i/>
+        </w:rPr>
+        <w:t xml:space="preserve">Differential demographic responses of sympatric Parids to vegetation management in boreal forest. </w:t>
+      </w:r>
+      <w:r>
+        <w:t>For. Ecol. Manage. 319, 169–175.</w:t>
+      </w:r>
+    </w:p>
+    <w:p>
+      <w:r>
+        <w:t xml:space="preserve">Ekman, J., 1979. </w:t>
+      </w:r>
+      <w:r>
+        <w:rPr>
+          <w:i/>
+        </w:rPr>
+        <w:t xml:space="preserve">Coherence, composition and territories of winter social groups of the Willow Tit Parus montanus and the Crested Tit P. cristatus. </w:t>
+      </w:r>
+      <w:r>
+        <w:t>Ornis Scandinavica, 10, pp 56–68</w:t>
+      </w:r>
+    </w:p>
+    <w:p>
+      <w:r>
+        <w:t xml:space="preserve">Griesser, M., Nystrand, M., Eggers, S., Ekman, J., 2007. </w:t>
+      </w:r>
+      <w:r>
+        <w:rPr>
+          <w:i/>
+        </w:rPr>
+        <w:t xml:space="preserve">Impact of forestry practices on fitness correlates and population productivity in an open-nesting bird species. </w:t>
+      </w:r>
+      <w:r>
+        <w:t>Conserv. Biol. 21, 767–774. https://doi.org/10.1111/j.1523- 1739.2007.00675.x</w:t>
+      </w:r>
+    </w:p>
+    <w:p>
+      <w:r>
+        <w:t xml:space="preserve">Klein, J., 2020. </w:t>
+      </w:r>
+      <w:r>
+        <w:rPr>
+          <w:i/>
+        </w:rPr>
+        <w:t xml:space="preserve">The forgotten forest – On thinning, retention, and biodiversity in the boreal forest. </w:t>
+      </w:r>
+      <w:r>
+        <w:t>Doctoral Thesis No. 2020:50</w:t>
+      </w:r>
+    </w:p>
+    <w:p>
+      <w:r>
+        <w:t xml:space="preserve">Siffczyk, C., Brotons, L., Kangas, K., Orell, M., 2003. </w:t>
+      </w:r>
+      <w:r>
+        <w:rPr>
+          <w:i/>
+        </w:rPr>
+        <w:t xml:space="preserve">Home range size of willow tits. </w:t>
+      </w:r>
+      <w:r>
+        <w:t>Oecologica, 136, 635–642 (2003)</w:t>
+      </w:r>
+    </w:p>
+    <w:p>
+      <w:r>
+        <w:t xml:space="preserve">SLU Artdatabanken, 2021. </w:t>
+      </w:r>
+      <w:r>
+        <w:rPr>
+          <w:i/>
+        </w:rPr>
+        <w:t xml:space="preserve">Artfaktablad. Naturvård – artfakta. </w:t>
+      </w:r>
+      <w:r>
+        <w:t>SLU Artdatabanken, Uppsala</w:t>
+      </w:r>
+    </w:p>
+    <w:p>
+      <w:pPr>
+        <w:pStyle w:val="Heading1"/>
+      </w:pPr>
+      <w:r>
+        <w:t>Tretåig hackspett – ekologi samt krav på livsmiljön</w:t>
+      </w:r>
+    </w:p>
+    <w:p>
+      <w:r>
+        <w:t xml:space="preserve">Tretåig hackspett (NT) är fridlyst enligt §4 Artskyddsförordningen och finns med som prioriterad art i Skogsstyrelsen vägledning för skogsbruket (bilaga 4 till SVL). I vägledningen står bland annat att: </w:t>
+      </w:r>
+      <w:r>
+        <w:rPr>
+          <w:i/>
+        </w:rPr>
+        <w:t xml:space="preserve">“Tretåig hackspett har stora arealkrav och höga krav på sin livsmiljö. Omdaningen av naturskogar till kulturskogar medför en förlust av viktiga miljöer, något som förstärks av ökad fragmentering till följd av avverkningar.” </w:t>
+      </w:r>
+      <w:r>
+        <w:t xml:space="preserve">Vidare att: </w:t>
+      </w:r>
+      <w:r>
+        <w:rPr>
+          <w:i/>
+        </w:rPr>
+        <w:t>“Områden med dokumenterad permanent förekomst i naturskogsmiljöer har vanligen så stora naturvärden att skogsbruk är olämpligt”</w:t>
+      </w:r>
+      <w:r>
+        <w:t xml:space="preserve"> (SLU Artdatabanken, 2024; Skogsstyrelsen, 2016)</w:t>
+      </w:r>
+      <w:r>
+        <w:rPr>
+          <w:i/>
+        </w:rPr>
+        <w:t>.</w:t>
+      </w:r>
+    </w:p>
+    <w:p>
+      <w:r>
+        <w:t>Tretåig hackspett är beroende av större sammanhängande naturskogar med kontinuerlig tillgång och nybildning av död ved och fragmentering av livsmiljöerna utgör ett stort hot mot arten (se exempelvis Stachura-Skierczynska et al., 2009; Wesolowski et al., 2005; Butler et al., 2004; Pakkala et al., 2002; Amcoff et al., 1996; Virkkala, 1991). Det finns studier som visar att naturskogens självgallringsprocess som den tretåiga hackspetten är beroende av, inte kan ersättas med efterlämnad hänsyn i skogsbruket (Imbeau &amp; Desrochers, 2002).</w:t>
+      </w:r>
+    </w:p>
+    <w:p>
+      <w:r>
+        <w:t>Permanenta revir av tretåig hackspett karaktäriseras ofta av artens typiska ringformigt ordnade hackmärken på framför allt gamla granar. För att säkerställa att inte revir av tretåig hackspett drabbas av avverkningsplanerna bör en inventering göras i området både under häckningstid och under vintern, då arten utnyttjar betydligt större områden än under sommarens häckningsrevir. Storleken på häckningsreviret varierar med skogstypen, förekomsten av död ved och graden av fragmentering, men är i allmänhet i storleksordningen 25–100 hektar (SLU Artdatabanken, 2024; Skogsstyrelsen, 2016).</w:t>
+      </w:r>
+    </w:p>
+    <w:p>
+      <w:r>
+        <w:t xml:space="preserve">Förutom fridlysning enligt §4 Artskyddsförordningen är tretåig hackspett även förtecknad i EU:s fågeldirektiv bilaga 1. Den är typisk art för </w:t>
+      </w:r>
+      <w:r>
+        <w:rPr>
+          <w:i/>
+        </w:rPr>
+        <w:t xml:space="preserve">9010 Taiga, 9740 Skogsbevuxen myr, 9030 Landhöjningsskog </w:t>
+      </w:r>
+      <w:r>
+        <w:t xml:space="preserve">och </w:t>
+      </w:r>
+      <w:r>
+        <w:rPr>
+          <w:i/>
+        </w:rPr>
+        <w:t>9040 Fjällbjörkskog</w:t>
+      </w:r>
+      <w:r>
+        <w:t xml:space="preserve"> samt ingår i Natura 2000 och är förtecknad i Bernkonventionen bilaga II (strikt skyddade djurarter) (SLU Artdatabanken, 2024; Skogsstyrelsen, 2016).</w:t>
+      </w:r>
+    </w:p>
+    <w:p>
+      <w:pPr>
+        <w:pStyle w:val="Heading2"/>
+      </w:pPr>
+      <w:r>
         <w:t>Referenser – tretåig hackspett</w:t>
       </w:r>
     </w:p>
@@ -1238,6 +1442,75 @@
       </w:r>
       <w:r>
         <w:t>Acta Ornithologica 40(1): 53–60.</w:t>
+      </w:r>
+    </w:p>
+    <w:p>
+      <w:pPr>
+        <w:pStyle w:val="Heading1"/>
+      </w:pPr>
+      <w:r>
+        <w:t>Tjäder – ekologi samt krav på livsmiljön</w:t>
+      </w:r>
+    </w:p>
+    <w:p>
+      <w:r>
+        <w:t xml:space="preserve">Tjäder (§4) omfattas av bilaga 1 och 2 EU:s fågeldirektiv och är typisk art för </w:t>
+      </w:r>
+      <w:r>
+        <w:rPr>
+          <w:i/>
+        </w:rPr>
+        <w:t xml:space="preserve">9010 Taiga </w:t>
+      </w:r>
+      <w:r>
+        <w:t xml:space="preserve">och </w:t>
+      </w:r>
+      <w:r>
+        <w:rPr>
+          <w:i/>
+        </w:rPr>
+        <w:t>9740 Skogsbevuxen myr</w:t>
+      </w:r>
+      <w:r>
+        <w:t>. Tjädern är en utpräglad skogsfågel knuten till större sammanhängande barrskogsområden. Tupparna och hönorna utnyttjar till viss del olika miljöer, och habitatvalet varierar dessutom mellan olika delar av året. För att det ska finnas livskraftiga tjäderbestånd krävs funktionella skogslandskap med en blandning av uppvuxen, gles och luckig skog, täta sumpskogar, myrar och andra små våtmarker (Skogsstyrelsen, 2019; SLU Artdatabanken 2024).</w:t>
+      </w:r>
+    </w:p>
+    <w:p>
+      <w:r>
+        <w:t>Arten försvinner när skogen fragmenteras och den sammanlagda arealen hyggen och andra öppna områden blir för stor. Ett småskaligt och försiktigt virkesuttag genom hyggesfria metoder kan i vissa fall vara möjligt i området inom 200 m från lekcentrum. Längre ut från lekcentrum, inom 200–500 m bör den avverkade ytan inte överskrida 1 hektar för att undvika alltför stora och snabba förändringar (Skogsstyrelsen, 2019).</w:t>
+      </w:r>
+    </w:p>
+    <w:p>
+      <w:pPr>
+        <w:pStyle w:val="Heading2"/>
+      </w:pPr>
+      <w:r>
+        <w:t>Referenser – tjäder</w:t>
+      </w:r>
+    </w:p>
+    <w:p>
+      <w:r>
+        <w:t xml:space="preserve">Skogsstyrelsen, 2019. </w:t>
+      </w:r>
+      <w:r>
+        <w:rPr>
+          <w:i/>
+        </w:rPr>
+        <w:t>Vägledning för hänsyn till fåglar – tjäder.</w:t>
+      </w:r>
+    </w:p>
+    <w:p>
+      <w:r>
+        <w:t xml:space="preserve">SLU Artdatabanken, 2024. </w:t>
+      </w:r>
+      <w:r>
+        <w:rPr>
+          <w:i/>
+        </w:rPr>
+        <w:t xml:space="preserve">Artfaktablad. Naturvård – artfakta. </w:t>
+      </w:r>
+      <w:r>
+        <w:t>SLU Artdatabanken, Uppsala</w:t>
       </w:r>
     </w:p>
     <w:p>
@@ -1616,7 +1889,7 @@
     <w:r>
       <w:tab/>
       <w:tab/>
-      <w:t>2026-10-02</w:t>
+      <w:t>2026-10-03</w:t>
       <w:br/>
       <w:br/>
     </w:r>

--- a/tillsyn/A 34269-2022 tillsynsbegäran.docx
+++ b/tillsyn/A 34269-2022 tillsynsbegäran.docx
@@ -1889,7 +1889,7 @@
     <w:r>
       <w:tab/>
       <w:tab/>
-      <w:t>2026-10-03</w:t>
+      <w:t>2026-10-04</w:t>
       <w:br/>
       <w:br/>
     </w:r>

--- a/tillsyn/A 34269-2022 tillsynsbegäran.docx
+++ b/tillsyn/A 34269-2022 tillsynsbegäran.docx
@@ -1889,7 +1889,7 @@
     <w:r>
       <w:tab/>
       <w:tab/>
-      <w:t>2026-10-04</w:t>
+      <w:t>2026-10-05</w:t>
       <w:br/>
       <w:br/>
     </w:r>

--- a/tillsyn/A 34269-2022 tillsynsbegäran.docx
+++ b/tillsyn/A 34269-2022 tillsynsbegäran.docx
@@ -1889,7 +1889,7 @@
     <w:r>
       <w:tab/>
       <w:tab/>
-      <w:t>2026-10-05</w:t>
+      <w:t>2026-10-06</w:t>
       <w:br/>
       <w:br/>
     </w:r>

--- a/tillsyn/A 34269-2022 tillsynsbegäran.docx
+++ b/tillsyn/A 34269-2022 tillsynsbegäran.docx
@@ -1889,7 +1889,7 @@
     <w:r>
       <w:tab/>
       <w:tab/>
-      <w:t>2026-10-06</w:t>
+      <w:t>2026-10-07</w:t>
       <w:br/>
       <w:br/>
     </w:r>

--- a/tillsyn/A 34269-2022 tillsynsbegäran.docx
+++ b/tillsyn/A 34269-2022 tillsynsbegäran.docx
@@ -1889,7 +1889,7 @@
     <w:r>
       <w:tab/>
       <w:tab/>
-      <w:t>2026-10-07</w:t>
+      <w:t>2026-10-08</w:t>
       <w:br/>
       <w:br/>
     </w:r>

--- a/tillsyn/A 34269-2022 tillsynsbegäran.docx
+++ b/tillsyn/A 34269-2022 tillsynsbegäran.docx
@@ -1889,7 +1889,7 @@
     <w:r>
       <w:tab/>
       <w:tab/>
-      <w:t>2026-10-08</w:t>
+      <w:t>2026-10-09</w:t>
       <w:br/>
       <w:br/>
     </w:r>

--- a/tillsyn/A 34269-2022 tillsynsbegäran.docx
+++ b/tillsyn/A 34269-2022 tillsynsbegäran.docx
@@ -1889,7 +1889,7 @@
     <w:r>
       <w:tab/>
       <w:tab/>
-      <w:t>2026-10-09</w:t>
+      <w:t>2026-10-10</w:t>
       <w:br/>
       <w:br/>
     </w:r>

--- a/tillsyn/A 34269-2022 tillsynsbegäran.docx
+++ b/tillsyn/A 34269-2022 tillsynsbegäran.docx
@@ -1889,7 +1889,7 @@
     <w:r>
       <w:tab/>
       <w:tab/>
-      <w:t>2026-10-10</w:t>
+      <w:t>2026-10-11</w:t>
       <w:br/>
       <w:br/>
     </w:r>

--- a/tillsyn/A 34269-2022 tillsynsbegäran.docx
+++ b/tillsyn/A 34269-2022 tillsynsbegäran.docx
@@ -1889,7 +1889,7 @@
     <w:r>
       <w:tab/>
       <w:tab/>
-      <w:t>2026-10-11</w:t>
+      <w:t>2026-10-12</w:t>
       <w:br/>
       <w:br/>
     </w:r>

--- a/tillsyn/A 34269-2022 tillsynsbegäran.docx
+++ b/tillsyn/A 34269-2022 tillsynsbegäran.docx
@@ -1889,7 +1889,7 @@
     <w:r>
       <w:tab/>
       <w:tab/>
-      <w:t>2026-10-12</w:t>
+      <w:t>2026-10-13</w:t>
       <w:br/>
       <w:br/>
     </w:r>

--- a/tillsyn/A 34269-2022 tillsynsbegäran.docx
+++ b/tillsyn/A 34269-2022 tillsynsbegäran.docx
@@ -1889,7 +1889,7 @@
     <w:r>
       <w:tab/>
       <w:tab/>
-      <w:t>2026-10-13</w:t>
+      <w:t>2026-10-14</w:t>
       <w:br/>
       <w:br/>
     </w:r>

--- a/tillsyn/A 34269-2022 tillsynsbegäran.docx
+++ b/tillsyn/A 34269-2022 tillsynsbegäran.docx
@@ -1889,7 +1889,7 @@
     <w:r>
       <w:tab/>
       <w:tab/>
-      <w:t>2026-10-14</w:t>
+      <w:t>2026-10-15</w:t>
       <w:br/>
       <w:br/>
     </w:r>

--- a/tillsyn/A 34269-2022 tillsynsbegäran.docx
+++ b/tillsyn/A 34269-2022 tillsynsbegäran.docx
@@ -1889,7 +1889,7 @@
     <w:r>
       <w:tab/>
       <w:tab/>
-      <w:t>2026-10-15</w:t>
+      <w:t>2026-10-16</w:t>
       <w:br/>
       <w:br/>
     </w:r>

--- a/tillsyn/A 34269-2022 tillsynsbegäran.docx
+++ b/tillsyn/A 34269-2022 tillsynsbegäran.docx
@@ -1889,7 +1889,7 @@
     <w:r>
       <w:tab/>
       <w:tab/>
-      <w:t>2026-10-16</w:t>
+      <w:t>2026-10-17</w:t>
       <w:br/>
       <w:br/>
     </w:r>

--- a/tillsyn/A 34269-2022 tillsynsbegäran.docx
+++ b/tillsyn/A 34269-2022 tillsynsbegäran.docx
@@ -1889,7 +1889,7 @@
     <w:r>
       <w:tab/>
       <w:tab/>
-      <w:t>2026-10-17</w:t>
+      <w:t>2026-10-18</w:t>
       <w:br/>
       <w:br/>
     </w:r>

--- a/tillsyn/A 34269-2022 tillsynsbegäran.docx
+++ b/tillsyn/A 34269-2022 tillsynsbegäran.docx
@@ -1889,7 +1889,7 @@
     <w:r>
       <w:tab/>
       <w:tab/>
-      <w:t>2026-10-18</w:t>
+      <w:t>2026-10-19</w:t>
       <w:br/>
       <w:br/>
     </w:r>

--- a/tillsyn/A 34269-2022 tillsynsbegäran.docx
+++ b/tillsyn/A 34269-2022 tillsynsbegäran.docx
@@ -1889,7 +1889,7 @@
     <w:r>
       <w:tab/>
       <w:tab/>
-      <w:t>2026-10-19</w:t>
+      <w:t>2026-10-20</w:t>
       <w:br/>
       <w:br/>
     </w:r>

--- a/tillsyn/A 34269-2022 tillsynsbegäran.docx
+++ b/tillsyn/A 34269-2022 tillsynsbegäran.docx
@@ -1889,7 +1889,7 @@
     <w:r>
       <w:tab/>
       <w:tab/>
-      <w:t>2026-10-20</w:t>
+      <w:t>2026-10-21</w:t>
       <w:br/>
       <w:br/>
     </w:r>

--- a/tillsyn/A 34269-2022 tillsynsbegäran.docx
+++ b/tillsyn/A 34269-2022 tillsynsbegäran.docx
@@ -1889,7 +1889,7 @@
     <w:r>
       <w:tab/>
       <w:tab/>
-      <w:t>2026-10-21</w:t>
+      <w:t>2026-10-22</w:t>
       <w:br/>
       <w:br/>
     </w:r>

--- a/tillsyn/A 34269-2022 tillsynsbegäran.docx
+++ b/tillsyn/A 34269-2022 tillsynsbegäran.docx
@@ -1889,7 +1889,7 @@
     <w:r>
       <w:tab/>
       <w:tab/>
-      <w:t>2026-10-22</w:t>
+      <w:t>2026-10-23</w:t>
       <w:br/>
       <w:br/>
     </w:r>

--- a/tillsyn/A 34269-2022 tillsynsbegäran.docx
+++ b/tillsyn/A 34269-2022 tillsynsbegäran.docx
@@ -1889,7 +1889,7 @@
     <w:r>
       <w:tab/>
       <w:tab/>
-      <w:t>2026-10-23</w:t>
+      <w:t>2026-10-24</w:t>
       <w:br/>
       <w:br/>
     </w:r>

--- a/tillsyn/A 34269-2022 tillsynsbegäran.docx
+++ b/tillsyn/A 34269-2022 tillsynsbegäran.docx
@@ -1889,7 +1889,7 @@
     <w:r>
       <w:tab/>
       <w:tab/>
-      <w:t>2026-10-24</w:t>
+      <w:t>2026-10-25</w:t>
       <w:br/>
       <w:br/>
     </w:r>

--- a/tillsyn/A 34269-2022 tillsynsbegäran.docx
+++ b/tillsyn/A 34269-2022 tillsynsbegäran.docx
@@ -1889,7 +1889,7 @@
     <w:r>
       <w:tab/>
       <w:tab/>
-      <w:t>2026-10-25</w:t>
+      <w:t>2026-10-26</w:t>
       <w:br/>
       <w:br/>
     </w:r>

--- a/tillsyn/A 34269-2022 tillsynsbegäran.docx
+++ b/tillsyn/A 34269-2022 tillsynsbegäran.docx
@@ -1889,7 +1889,7 @@
     <w:r>
       <w:tab/>
       <w:tab/>
-      <w:t>2026-10-26</w:t>
+      <w:t>2026-10-27</w:t>
       <w:br/>
       <w:br/>
     </w:r>

--- a/tillsyn/A 34269-2022 tillsynsbegäran.docx
+++ b/tillsyn/A 34269-2022 tillsynsbegäran.docx
@@ -1889,7 +1889,7 @@
     <w:r>
       <w:tab/>
       <w:tab/>
-      <w:t>2026-10-27</w:t>
+      <w:t>2026-10-28</w:t>
       <w:br/>
       <w:br/>
     </w:r>

--- a/tillsyn/A 34269-2022 tillsynsbegäran.docx
+++ b/tillsyn/A 34269-2022 tillsynsbegäran.docx
@@ -1889,7 +1889,7 @@
     <w:r>
       <w:tab/>
       <w:tab/>
-      <w:t>2026-10-28</w:t>
+      <w:t>2026-10-29</w:t>
       <w:br/>
       <w:br/>
     </w:r>

--- a/tillsyn/A 34269-2022 tillsynsbegäran.docx
+++ b/tillsyn/A 34269-2022 tillsynsbegäran.docx
@@ -1889,7 +1889,7 @@
     <w:r>
       <w:tab/>
       <w:tab/>
-      <w:t>2026-10-29</w:t>
+      <w:t>2026-10-31</w:t>
       <w:br/>
       <w:br/>
     </w:r>
